--- a/downloads/handouts/Unit 01/Handout 01.16 - Unit Price Practice.docx
+++ b/downloads/handouts/Unit 01/Handout 01.16 - Unit Price Practice.docx
@@ -1080,8 +1080,11 @@
       </w:r>
     </w:p>
     <w:p>
-      <w:r>
-        <w:br w:type="page"/>
+      <w:pPr>
+        <w:pStyle w:val="BodyText"/>
+      </w:pPr>
+      <w:r>
+        <w:t xml:space="preserve">________________________________________________________________</w:t>
       </w:r>
     </w:p>
     <w:p>
@@ -1103,28 +1106,63 @@
       </w:r>
     </w:p>
     <w:p>
-      <w:r>
-        <w:br w:type="page"/>
-      </w:r>
-    </w:p>
-    <w:p>
-      <w:r>
-        <w:br w:type="page"/>
-      </w:r>
-    </w:p>
-    <w:p>
-      <w:r>
-        <w:br w:type="page"/>
-      </w:r>
-    </w:p>
-    <w:p>
-      <w:r>
-        <w:br w:type="page"/>
-      </w:r>
-    </w:p>
-    <w:p>
-      <w:r>
-        <w:br w:type="page"/>
+      <w:pPr>
+        <w:numPr>
+          <w:ilvl w:val="0"/>
+          <w:numId w:val="1001"/>
+        </w:numPr>
+        <w:pStyle w:val="Compact"/>
+      </w:pPr>
+      <w:r>
+        <w:t xml:space="preserve">____________________</w:t>
+      </w:r>
+    </w:p>
+    <w:p>
+      <w:pPr>
+        <w:numPr>
+          <w:ilvl w:val="0"/>
+          <w:numId w:val="1001"/>
+        </w:numPr>
+        <w:pStyle w:val="Compact"/>
+      </w:pPr>
+      <w:r>
+        <w:t xml:space="preserve">____________________</w:t>
+      </w:r>
+    </w:p>
+    <w:p>
+      <w:pPr>
+        <w:numPr>
+          <w:ilvl w:val="0"/>
+          <w:numId w:val="1001"/>
+        </w:numPr>
+        <w:pStyle w:val="Compact"/>
+      </w:pPr>
+      <w:r>
+        <w:t xml:space="preserve">____________________</w:t>
+      </w:r>
+    </w:p>
+    <w:p>
+      <w:pPr>
+        <w:numPr>
+          <w:ilvl w:val="0"/>
+          <w:numId w:val="1001"/>
+        </w:numPr>
+        <w:pStyle w:val="Compact"/>
+      </w:pPr>
+      <w:r>
+        <w:t xml:space="preserve">____________________</w:t>
+      </w:r>
+    </w:p>
+    <w:p>
+      <w:pPr>
+        <w:numPr>
+          <w:ilvl w:val="0"/>
+          <w:numId w:val="1001"/>
+        </w:numPr>
+        <w:pStyle w:val="Compact"/>
+      </w:pPr>
+      <w:r>
+        <w:t xml:space="preserve">____________________</w:t>
       </w:r>
     </w:p>
     <w:p>

--- a/downloads/handouts/Unit 01/Handout 01.16 - Unit Price Practice.docx
+++ b/downloads/handouts/Unit 01/Handout 01.16 - Unit Price Practice.docx
@@ -6,9 +6,9 @@
       <w:pPr>
         <w:pStyle w:val="Heading1"/>
       </w:pPr>
-      <w:bookmarkStart w:id="20" w:name="handout-01.16-unit-price-practice"/>
-      <w:r>
-        <w:t xml:space="preserve">Handout 01.16: Unit Price Practice</w:t>
+      <w:bookmarkStart w:id="20" w:name="handout-1.16-unit-price-practice"/>
+      <w:r>
+        <w:t xml:space="preserve">Handout 1.16: Unit Price Practice</w:t>
       </w:r>
       <w:bookmarkEnd w:id="20"/>
     </w:p>

--- a/downloads/handouts/Unit 01/Handout 01.16 - Unit Price Practice.docx
+++ b/downloads/handouts/Unit 01/Handout 01.16 - Unit Price Practice.docx
@@ -25,7 +25,7 @@
         <w:pStyle w:val="BodyText"/>
       </w:pPr>
       <w:r>
-        <w:t xml:space="preserve">All prices on this sheet are realistic Long Island supermarket prices for September 2026. Every one is to be refreshed from the current circular before teaching; your teacher may write the real price on the board.</w:t>
+        <w:t xml:space="preserve">All prices on this sheet are realistic Long Island supermarket prices for September 2026. Your teacher may write this week’s real price on the board. If so, use that price.</w:t>
       </w:r>
     </w:p>
     <w:p>
@@ -1048,7 +1048,7 @@
         <w:pStyle w:val="BodyText"/>
       </w:pPr>
       <w:r>
-        <w:t xml:space="preserve">This family eats potatoes about twice a month, about 2 pounds each time. Potatoes keep for two to three weeks in a cool, dark place, and this family keeps them in a warm kitchen cabinet.</w:t>
+        <w:t xml:space="preserve">This family eats potatoes about twice a month, about 2 pounds each time. Potatoes keep for two to three weeks in a cool, dark place. This family keeps them in a warm kitchen cabinet.</w:t>
       </w:r>
     </w:p>
     <w:p>
@@ -1084,7 +1084,7 @@
         <w:pStyle w:val="BodyText"/>
       </w:pPr>
       <w:r>
-        <w:t xml:space="preserve">________________________________________________________________</w:t>
+        <w:t xml:space="preserve">More: ________________________________________________________________</w:t>
       </w:r>
     </w:p>
     <w:p>
